--- a/content/Registration Form.docx
+++ b/content/Registration Form.docx
@@ -153,8 +153,8 @@
               <v:imagedata r:id="rId7" o:title=""/>
             </v:shape>
           </v:group>
-          <o:OLEObject Type="Embed" ProgID="Word.Picture.8" ShapeID="_x0000_s1028" DrawAspect="Content" ObjectID="_1806995230" r:id="rId8"/>
-          <o:OLEObject Type="Embed" ProgID="Word.Picture.8" ShapeID="_x0000_s1029" DrawAspect="Content" ObjectID="_1806995231" r:id="rId9"/>
+          <o:OLEObject Type="Embed" ProgID="Word.Picture.8" ShapeID="_x0000_s1028" DrawAspect="Content" ObjectID="_1843129497" r:id="rId8"/>
+          <o:OLEObject Type="Embed" ProgID="Word.Picture.8" ShapeID="_x0000_s1029" DrawAspect="Content" ObjectID="_1843129498" r:id="rId9"/>
         </w:object>
       </w:r>
     </w:p>
@@ -1344,7 +1344,6 @@
               <w:top w:val="nil"/>
               <w:left w:val="nil"/>
             </w:tcBorders>
-            <w:shd w:val="clear" w:color="auto" w:fill="auto"/>
           </w:tcPr>
           <w:p>
             <w:pPr>
@@ -1359,7 +1358,6 @@
         <w:tc>
           <w:tcPr>
             <w:tcW w:w="1701" w:type="dxa"/>
-            <w:shd w:val="clear" w:color="auto" w:fill="auto"/>
           </w:tcPr>
           <w:p>
             <w:pPr>
@@ -1381,7 +1379,6 @@
         <w:tc>
           <w:tcPr>
             <w:tcW w:w="1701" w:type="dxa"/>
-            <w:shd w:val="clear" w:color="auto" w:fill="auto"/>
           </w:tcPr>
           <w:p>
             <w:pPr>
@@ -1403,7 +1400,6 @@
         <w:tc>
           <w:tcPr>
             <w:tcW w:w="1701" w:type="dxa"/>
-            <w:shd w:val="clear" w:color="auto" w:fill="auto"/>
           </w:tcPr>
           <w:p>
             <w:pPr>
@@ -1425,7 +1421,6 @@
         <w:tc>
           <w:tcPr>
             <w:tcW w:w="1560" w:type="dxa"/>
-            <w:shd w:val="clear" w:color="auto" w:fill="auto"/>
           </w:tcPr>
           <w:p>
             <w:pPr>
@@ -1447,7 +1442,6 @@
         <w:tc>
           <w:tcPr>
             <w:tcW w:w="1701" w:type="dxa"/>
-            <w:shd w:val="clear" w:color="auto" w:fill="auto"/>
           </w:tcPr>
           <w:p>
             <w:pPr>
@@ -1471,7 +1465,6 @@
         <w:tc>
           <w:tcPr>
             <w:tcW w:w="1242" w:type="dxa"/>
-            <w:shd w:val="clear" w:color="auto" w:fill="auto"/>
           </w:tcPr>
           <w:p>
             <w:pPr>
@@ -1493,7 +1486,6 @@
         <w:tc>
           <w:tcPr>
             <w:tcW w:w="1701" w:type="dxa"/>
-            <w:shd w:val="clear" w:color="auto" w:fill="auto"/>
           </w:tcPr>
           <w:p>
             <w:pPr>
@@ -1507,7 +1499,6 @@
         <w:tc>
           <w:tcPr>
             <w:tcW w:w="1701" w:type="dxa"/>
-            <w:shd w:val="clear" w:color="auto" w:fill="auto"/>
           </w:tcPr>
           <w:p>
             <w:pPr>
@@ -1521,7 +1512,6 @@
         <w:tc>
           <w:tcPr>
             <w:tcW w:w="1701" w:type="dxa"/>
-            <w:shd w:val="clear" w:color="auto" w:fill="auto"/>
           </w:tcPr>
           <w:p>
             <w:pPr>
@@ -1535,7 +1525,6 @@
         <w:tc>
           <w:tcPr>
             <w:tcW w:w="1560" w:type="dxa"/>
-            <w:shd w:val="clear" w:color="auto" w:fill="auto"/>
           </w:tcPr>
           <w:p>
             <w:pPr>
@@ -1549,7 +1538,6 @@
         <w:tc>
           <w:tcPr>
             <w:tcW w:w="1701" w:type="dxa"/>
-            <w:shd w:val="clear" w:color="auto" w:fill="auto"/>
           </w:tcPr>
           <w:p>
             <w:pPr>
@@ -1565,7 +1553,6 @@
         <w:tc>
           <w:tcPr>
             <w:tcW w:w="1242" w:type="dxa"/>
-            <w:shd w:val="clear" w:color="auto" w:fill="auto"/>
           </w:tcPr>
           <w:p>
             <w:pPr>
@@ -1587,7 +1574,6 @@
         <w:tc>
           <w:tcPr>
             <w:tcW w:w="1701" w:type="dxa"/>
-            <w:shd w:val="clear" w:color="auto" w:fill="auto"/>
           </w:tcPr>
           <w:p>
             <w:pPr>
@@ -1601,7 +1587,6 @@
         <w:tc>
           <w:tcPr>
             <w:tcW w:w="1701" w:type="dxa"/>
-            <w:shd w:val="clear" w:color="auto" w:fill="auto"/>
           </w:tcPr>
           <w:p>
             <w:pPr>
@@ -1615,7 +1600,6 @@
         <w:tc>
           <w:tcPr>
             <w:tcW w:w="1701" w:type="dxa"/>
-            <w:shd w:val="clear" w:color="auto" w:fill="auto"/>
           </w:tcPr>
           <w:p>
             <w:pPr>
@@ -1629,7 +1613,6 @@
         <w:tc>
           <w:tcPr>
             <w:tcW w:w="1560" w:type="dxa"/>
-            <w:shd w:val="clear" w:color="auto" w:fill="auto"/>
           </w:tcPr>
           <w:p>
             <w:pPr>
@@ -1643,7 +1626,6 @@
         <w:tc>
           <w:tcPr>
             <w:tcW w:w="1701" w:type="dxa"/>
-            <w:shd w:val="clear" w:color="auto" w:fill="auto"/>
           </w:tcPr>
           <w:p>
             <w:pPr>
@@ -2741,16 +2723,8 @@
               <w:rPr>
                 <w:rFonts w:ascii="Tahoma" w:hAnsi="Tahoma" w:cs="Tahoma"/>
               </w:rPr>
-              <w:t xml:space="preserve">publications that we produce for promotional and marketing </w:t>
-            </w:r>
-            <w:proofErr w:type="gramStart"/>
-            <w:r>
-              <w:rPr>
-                <w:rFonts w:ascii="Tahoma" w:hAnsi="Tahoma" w:cs="Tahoma"/>
-              </w:rPr>
-              <w:t>purposes?</w:t>
-            </w:r>
-            <w:proofErr w:type="gramEnd"/>
+              <w:t>publications that we produce for promotional and marketing purposes?</w:t>
+            </w:r>
           </w:p>
           <w:p>
             <w:pPr>
@@ -3957,23 +3931,7 @@
                 <w:rFonts w:ascii="Arial" w:hAnsi="Arial" w:cs="Arial"/>
                 <w:b/>
               </w:rPr>
-              <w:t xml:space="preserve">Medicine form </w:t>
-            </w:r>
-            <w:proofErr w:type="gramStart"/>
-            <w:r>
-              <w:rPr>
-                <w:rFonts w:ascii="Arial" w:hAnsi="Arial" w:cs="Arial"/>
-                <w:b/>
-              </w:rPr>
-              <w:t>attached?</w:t>
-            </w:r>
-            <w:proofErr w:type="gramEnd"/>
-            <w:r>
-              <w:rPr>
-                <w:rFonts w:ascii="Arial" w:hAnsi="Arial" w:cs="Arial"/>
-                <w:b/>
-              </w:rPr>
-              <w:t xml:space="preserve"> </w:t>
+              <w:t xml:space="preserve">Medicine form attached? </w:t>
             </w:r>
             <w:r>
               <w:rPr>
@@ -4506,23 +4464,7 @@
                 <w:rFonts w:ascii="Arial" w:hAnsi="Arial" w:cs="Arial"/>
                 <w:b/>
               </w:rPr>
-              <w:t xml:space="preserve">Medicine form </w:t>
-            </w:r>
-            <w:proofErr w:type="gramStart"/>
-            <w:r>
-              <w:rPr>
-                <w:rFonts w:ascii="Arial" w:hAnsi="Arial" w:cs="Arial"/>
-                <w:b/>
-              </w:rPr>
-              <w:t>attached?</w:t>
-            </w:r>
-            <w:proofErr w:type="gramEnd"/>
-            <w:r>
-              <w:rPr>
-                <w:rFonts w:ascii="Arial" w:hAnsi="Arial" w:cs="Arial"/>
-                <w:b/>
-              </w:rPr>
-              <w:t xml:space="preserve"> </w:t>
+              <w:t xml:space="preserve">Medicine form attached? </w:t>
             </w:r>
             <w:r>
               <w:rPr>
